--- a/ove/public/docs/specs/ove75-ol-pech-ks.docx
+++ b/ove/public/docs/specs/ove75-ol-pech-ks.docx
@@ -92,7 +92,7 @@
           <w:color w:val="666666"/>
           <w:sz w:val="18"/>
         </w:rPr>
-        <w:t xml:space="preserve">Лот №1 · Цех обжига · участок: Обжиг · сформирован 27.08.2026</w:t>
+        <w:t xml:space="preserve">Лот №1 · Цех обжига · участок: Обжиг · сформирован 28.08.2026</w:t>
       </w:r>
     </w:p>
     <w:tbl>
@@ -1324,7 +1324,7 @@
           <w:color w:val="666666"/>
           <w:sz w:val="16"/>
         </w:rPr>
-        <w:t xml:space="preserve">Источники данных: equipment.json (перечень по ИД/ТЗ) и bi_lot1.json (инженерные решения БИ); сборка — ove/tools/build_specs.py, 27.08.2026.</w:t>
+        <w:t xml:space="preserve">Источники данных: equipment.json (перечень по ИД/ТЗ) и bi_lot1.json (инженерные решения БИ); сборка — ove/tools/build_specs.py, 28.08.2026.</w:t>
       </w:r>
     </w:p>
     <w:sectPr>

--- a/ove/public/docs/specs/ove75-ol-pech-ks.docx
+++ b/ove/public/docs/specs/ove75-ol-pech-ks.docx
@@ -92,7 +92,7 @@
           <w:color w:val="666666"/>
           <w:sz w:val="18"/>
         </w:rPr>
-        <w:t xml:space="preserve">Лот №1 · Цех обжига · участок: Обжиг · сформирован 28.08.2026</w:t>
+        <w:t xml:space="preserve">Лот №1 · Цех обжига · участок: Обжиг · сформирован 01.09.2026</w:t>
       </w:r>
     </w:p>
     <w:tbl>
@@ -1244,6 +1244,174 @@
                 <w:sz w:val="17"/>
               </w:rPr>
               <w:t xml:space="preserve">по ТКП изготовителя</w:t>
+            </w:r>
+          </w:p>
+        </w:tc>
+      </w:tr>
+      <w:tr>
+        <w:tc>
+          <w:tcPr>
+            <w:tcW w:w="2600" w:type="dxa"/>
+          </w:tcPr>
+          <w:p>
+            <w:r>
+              <w:rPr>
+                <w:sz w:val="19"/>
+              </w:rPr>
+              <w:t xml:space="preserve">Закладная (цифровизация): гильзы термопар слоя</w:t>
+            </w:r>
+          </w:p>
+        </w:tc>
+        <w:tc>
+          <w:tcPr>
+            <w:tcW w:w="4200" w:type="dxa"/>
+          </w:tcPr>
+          <w:p>
+            <w:r>
+              <w:rPr>
+                <w:sz w:val="19"/>
+              </w:rPr>
+              <w:t xml:space="preserve">8–10 закладных гильз на двух уровнях и четырёх радиусах; включить в задание на проект футеровки до его заказа — установка после кладки невозможна</w:t>
+            </w:r>
+          </w:p>
+        </w:tc>
+        <w:tc>
+          <w:tcPr>
+            <w:tcW w:w="2838" w:type="dxa"/>
+          </w:tcPr>
+          <w:p>
+            <w:r>
+              <w:rPr>
+                <w:color w:val="666666"/>
+                <w:sz w:val="17"/>
+              </w:rPr>
+              <w:t xml:space="preserve">Реестр идей ред. 2.0, п. 1/1</w:t>
+            </w:r>
+          </w:p>
+        </w:tc>
+      </w:tr>
+      <w:tr>
+        <w:tc>
+          <w:tcPr>
+            <w:tcW w:w="2600" w:type="dxa"/>
+          </w:tcPr>
+          <w:p>
+            <w:r>
+              <w:rPr>
+                <w:sz w:val="19"/>
+              </w:rPr>
+              <w:t xml:space="preserve">Закладная (цифровизация): гильзы термопар кладки</w:t>
+            </w:r>
+          </w:p>
+        </w:tc>
+        <w:tc>
+          <w:tcPr>
+            <w:tcW w:w="4200" w:type="dxa"/>
+          </w:tcPr>
+          <w:p>
+            <w:r>
+              <w:rPr>
+                <w:sz w:val="19"/>
+              </w:rPr>
+              <w:t xml:space="preserve">12–18 закладных гильз по 2–3 поясам с кабельными выводами; в объём изготовителя печи и проект футеровки</w:t>
+            </w:r>
+          </w:p>
+        </w:tc>
+        <w:tc>
+          <w:tcPr>
+            <w:tcW w:w="2838" w:type="dxa"/>
+          </w:tcPr>
+          <w:p>
+            <w:r>
+              <w:rPr>
+                <w:color w:val="666666"/>
+                <w:sz w:val="17"/>
+              </w:rPr>
+              <w:t xml:space="preserve">Реестр идей ред. 2.0, п. 1/4</w:t>
+            </w:r>
+          </w:p>
+        </w:tc>
+      </w:tr>
+      <w:tr>
+        <w:tc>
+          <w:tcPr>
+            <w:tcW w:w="2600" w:type="dxa"/>
+          </w:tcPr>
+          <w:p>
+            <w:r>
+              <w:rPr>
+                <w:sz w:val="19"/>
+              </w:rPr>
+              <w:t xml:space="preserve">Закладная (цифровизация): резервные точки отбора давления</w:t>
+            </w:r>
+          </w:p>
+        </w:tc>
+        <w:tc>
+          <w:tcPr>
+            <w:tcW w:w="4200" w:type="dxa"/>
+          </w:tcPr>
+          <w:p>
+            <w:r>
+              <w:rPr>
+                <w:sz w:val="19"/>
+              </w:rPr>
+              <w:t xml:space="preserve">резервные импульсные точки давления слоя и газовой коробки с непрерывной продувкой воздухом КИП 0,3–0,5 МПа; сигналы — на каналы АЦП с опросом не ниже 100 Гц</w:t>
+            </w:r>
+          </w:p>
+        </w:tc>
+        <w:tc>
+          <w:tcPr>
+            <w:tcW w:w="2838" w:type="dxa"/>
+          </w:tcPr>
+          <w:p>
+            <w:r>
+              <w:rPr>
+                <w:color w:val="666666"/>
+                <w:sz w:val="17"/>
+              </w:rPr>
+              <w:t xml:space="preserve">Реестр идей ред. 2.0, п. 1/1</w:t>
+            </w:r>
+          </w:p>
+        </w:tc>
+      </w:tr>
+      <w:tr>
+        <w:tc>
+          <w:tcPr>
+            <w:tcW w:w="2600" w:type="dxa"/>
+          </w:tcPr>
+          <w:p>
+            <w:r>
+              <w:rPr>
+                <w:sz w:val="19"/>
+              </w:rPr>
+              <w:t xml:space="preserve">Закладная (цифровизация): площадки под акселерометры</w:t>
+            </w:r>
+          </w:p>
+        </w:tc>
+        <w:tc>
+          <w:tcPr>
+            <w:tcW w:w="4200" w:type="dxa"/>
+          </w:tcPr>
+          <w:p>
+            <w:r>
+              <w:rPr>
+                <w:sz w:val="19"/>
+              </w:rPr>
+              <w:t xml:space="preserve">две обработанные площадки на корпусе печи под вибропреобразователи; выполняются при изготовлении, врезка в работающую печь исключена</w:t>
+            </w:r>
+          </w:p>
+        </w:tc>
+        <w:tc>
+          <w:tcPr>
+            <w:tcW w:w="2838" w:type="dxa"/>
+          </w:tcPr>
+          <w:p>
+            <w:r>
+              <w:rPr>
+                <w:color w:val="666666"/>
+                <w:sz w:val="17"/>
+              </w:rPr>
+              <w:t xml:space="preserve">Реестр идей ред. 2.0, п. 1/1</w:t>
             </w:r>
           </w:p>
         </w:tc>
@@ -1324,7 +1492,7 @@
           <w:color w:val="666666"/>
           <w:sz w:val="16"/>
         </w:rPr>
-        <w:t xml:space="preserve">Источники данных: equipment.json (перечень по ИД/ТЗ) и bi_lot1.json (инженерные решения БИ); сборка — ove/tools/build_specs.py, 28.08.2026.</w:t>
+        <w:t xml:space="preserve">Источники данных: equipment.json (перечень по ИД/ТЗ) и bi_lot1.json (инженерные решения БИ); сборка — ove/tools/build_specs.py, 01.09.2026.</w:t>
       </w:r>
     </w:p>
     <w:sectPr>

--- a/ove/public/docs/specs/ove75-ol-pech-ks.docx
+++ b/ove/public/docs/specs/ove75-ol-pech-ks.docx
@@ -92,7 +92,7 @@
           <w:color w:val="666666"/>
           <w:sz w:val="18"/>
         </w:rPr>
-        <w:t xml:space="preserve">Лот №1 · Цех обжига · участок: Обжиг · сформирован 01.09.2026</w:t>
+        <w:t xml:space="preserve">Лот №1 · Цех обжига · участок: Обжиг · сформирован 02.09.2026</w:t>
       </w:r>
     </w:p>
     <w:tbl>
@@ -133,7 +133,7 @@
                 <w:color w:val="8A6200"/>
                 <w:sz w:val="16"/>
               </w:rPr>
-              <w:t xml:space="preserve">Не является выпущенной документацией. Значения — из ИД/ТЗ Заказчика и решений БИ (equipment.json, bi_lot*.json); жёлтые поля «уточняется по ТКП» заполняет поставщик в составе технико-коммерческого предложения.</w:t>
+              <w:t xml:space="preserve">Не является выпущенной документацией. Значения — из исходных данных и технического задания Заказчика и решений Базового инжиниринга; поля с пометкой «уточняется по ТКП» заполняет поставщик в составе технико-коммерческого предложения.</w:t>
             </w:r>
           </w:p>
         </w:tc>
@@ -1423,7 +1423,7 @@
           <w:color w:val="8A6200"/>
           <w:sz w:val="17"/>
         </w:rPr>
-        <w:t xml:space="preserve">Жёлтым выделено «уточняется по ТКП» — заполняет поставщик; остальные значения — исходные требования Заказчика (ИД/ТЗ) и решения БИ КВАНТ.</w:t>
+        <w:t xml:space="preserve">Заливкой отмечены поля «уточняется по ТКП» — их заполняет поставщик; остальные значения — исходные требования Заказчика (исходные данные, техническое задание) и решения Базового инжиниринга.</w:t>
       </w:r>
     </w:p>
     <w:p>
@@ -1447,7 +1447,7 @@
         <w:rPr>
           <w:sz w:val="19"/>
         </w:rPr>
-        <w:t xml:space="preserve">— заполненный настоящий опросный лист (жёлтые поля) и опросный лист завода при наличии;</w:t>
+        <w:t xml:space="preserve">— заполненный настоящий опросный лист (поля «уточняется по ТКП») и опросный лист завода при наличии;</w:t>
       </w:r>
     </w:p>
     <w:p>
@@ -1492,7 +1492,7 @@
           <w:color w:val="666666"/>
           <w:sz w:val="16"/>
         </w:rPr>
-        <w:t xml:space="preserve">Источники данных: equipment.json (перечень по ИД/ТЗ) и bi_lot1.json (инженерные решения БИ); сборка — ove/tools/build_specs.py, 01.09.2026.</w:t>
+        <w:t xml:space="preserve">Источники данных: перечень оборудования по исходным данным и техническому заданию Заказчика; инженерные решения Базового инжиниринга по Лот №1 · Цех обжига.</w:t>
       </w:r>
     </w:p>
     <w:sectPr>
